--- a/NET CRAFT SOLUTIONS.docx
+++ b/NET CRAFT SOLUTIONS.docx
@@ -1600,6 +1600,691 @@
           <w:szCs w:val="28"/>
         </w:rPr>
       </w:pPr>
+      <w:r>
+        <w:rPr>
+          <w:sz w:val="28"/>
+          <w:szCs w:val="28"/>
+        </w:rPr>
+        <w:t xml:space="preserve">Welcome back bhai! </w:t>
+      </w:r>
+      <w:r>
+        <w:rPr>
+          <w:rFonts w:ascii="Segoe UI Emoji" w:hAnsi="Segoe UI Emoji" w:cs="Segoe UI Emoji"/>
+          <w:sz w:val="28"/>
+          <w:szCs w:val="28"/>
+        </w:rPr>
+        <w:t>🚀</w:t>
+      </w:r>
+      <w:r>
+        <w:rPr>
+          <w:sz w:val="28"/>
+          <w:szCs w:val="28"/>
+        </w:rPr>
+        <w:t xml:space="preserve"> Aaj NetCraft ko aur bhi khatarnak banate hain.</w:t>
+      </w:r>
+    </w:p>
+    <w:p>
+      <w:pPr>
+        <w:rPr>
+          <w:sz w:val="28"/>
+          <w:szCs w:val="28"/>
+        </w:rPr>
+      </w:pPr>
+      <w:r>
+        <w:rPr>
+          <w:sz w:val="28"/>
+          <w:szCs w:val="28"/>
+        </w:rPr>
+        <w:t>Last time humne frontend ka poora base set kar liya tha—mast 3 alag-alag themes bana li thi aur run.py se dono servers (Django + React) ek sath start karne ka jugaad bhi set kar liya tha. Tera frontend ab dikhne mein ekdam Enterprise level ka lag raha hai.</w:t>
+      </w:r>
+    </w:p>
+    <w:p>
+      <w:pPr>
+        <w:rPr>
+          <w:sz w:val="28"/>
+          <w:szCs w:val="28"/>
+        </w:rPr>
+      </w:pPr>
+      <w:r>
+        <w:rPr>
+          <w:sz w:val="28"/>
+          <w:szCs w:val="28"/>
+        </w:rPr>
+        <w:lastRenderedPageBreak/>
+        <w:t xml:space="preserve">Ab project ko aage badhane ke liye humare paas </w:t>
+      </w:r>
+      <w:r>
+        <w:rPr>
+          <w:b/>
+          <w:bCs/>
+          <w:sz w:val="28"/>
+          <w:szCs w:val="28"/>
+        </w:rPr>
+        <w:t>3 main raaste</w:t>
+      </w:r>
+      <w:r>
+        <w:rPr>
+          <w:sz w:val="28"/>
+          <w:szCs w:val="28"/>
+        </w:rPr>
+        <w:t xml:space="preserve"> hain:</w:t>
+      </w:r>
+    </w:p>
+    <w:p>
+      <w:pPr>
+        <w:rPr>
+          <w:b/>
+          <w:bCs/>
+          <w:sz w:val="28"/>
+          <w:szCs w:val="28"/>
+        </w:rPr>
+      </w:pPr>
+      <w:r>
+        <w:rPr>
+          <w:b/>
+          <w:bCs/>
+          <w:sz w:val="28"/>
+          <w:szCs w:val="28"/>
+        </w:rPr>
+        <w:t xml:space="preserve">1. Frontend Layout (Sidebar &amp; Navbar) </w:t>
+      </w:r>
+      <w:r>
+        <w:rPr>
+          <w:rFonts w:ascii="Segoe UI Emoji" w:hAnsi="Segoe UI Emoji" w:cs="Segoe UI Emoji"/>
+          <w:b/>
+          <w:bCs/>
+          <w:sz w:val="28"/>
+          <w:szCs w:val="28"/>
+        </w:rPr>
+        <w:t>🎨</w:t>
+      </w:r>
+    </w:p>
+    <w:p>
+      <w:pPr>
+        <w:rPr>
+          <w:sz w:val="28"/>
+          <w:szCs w:val="28"/>
+        </w:rPr>
+      </w:pPr>
+      <w:r>
+        <w:rPr>
+          <w:sz w:val="28"/>
+          <w:szCs w:val="28"/>
+        </w:rPr>
+        <w:t xml:space="preserve">Abhi humara Dashboard ek single page ki tarah dikh raha hai. Hum src/components/ folder mein ek mast </w:t>
+      </w:r>
+      <w:r>
+        <w:rPr>
+          <w:b/>
+          <w:bCs/>
+          <w:sz w:val="28"/>
+          <w:szCs w:val="28"/>
+        </w:rPr>
+        <w:t>Sidebar</w:t>
+      </w:r>
+      <w:r>
+        <w:rPr>
+          <w:sz w:val="28"/>
+          <w:szCs w:val="28"/>
+        </w:rPr>
+        <w:t xml:space="preserve"> (jisme Home, Customers, Modules, Settings ke links honge) aur ek </w:t>
+      </w:r>
+      <w:r>
+        <w:rPr>
+          <w:b/>
+          <w:bCs/>
+          <w:sz w:val="28"/>
+          <w:szCs w:val="28"/>
+        </w:rPr>
+        <w:t>Navbar</w:t>
+      </w:r>
+      <w:r>
+        <w:rPr>
+          <w:sz w:val="28"/>
+          <w:szCs w:val="28"/>
+        </w:rPr>
+        <w:t xml:space="preserve"> banayenge. Isse tera app ek proper "Operating System" ya SaaS dashboard jaisa feel dega, aur page switch karna aasan ho jayega.</w:t>
+      </w:r>
+    </w:p>
+    <w:p>
+      <w:pPr>
+        <w:rPr>
+          <w:b/>
+          <w:bCs/>
+          <w:sz w:val="28"/>
+          <w:szCs w:val="28"/>
+        </w:rPr>
+      </w:pPr>
+      <w:r>
+        <w:rPr>
+          <w:b/>
+          <w:bCs/>
+          <w:sz w:val="28"/>
+          <w:szCs w:val="28"/>
+        </w:rPr>
+        <w:t xml:space="preserve">2. Backend Connection (API &amp; CORS setup) </w:t>
+      </w:r>
+      <w:r>
+        <w:rPr>
+          <w:rFonts w:ascii="Segoe UI Emoji" w:hAnsi="Segoe UI Emoji" w:cs="Segoe UI Emoji"/>
+          <w:b/>
+          <w:bCs/>
+          <w:sz w:val="28"/>
+          <w:szCs w:val="28"/>
+        </w:rPr>
+        <w:t>⚙️</w:t>
+      </w:r>
+    </w:p>
+    <w:p>
+      <w:pPr>
+        <w:rPr>
+          <w:sz w:val="28"/>
+          <w:szCs w:val="28"/>
+        </w:rPr>
+      </w:pPr>
+      <w:r>
+        <w:rPr>
+          <w:sz w:val="28"/>
+          <w:szCs w:val="28"/>
+        </w:rPr>
+        <w:t xml:space="preserve">Abhi tere Dashboard par jo data dikh raha hai ("VALID", "365 DAYS") wo hardcoded hai (sirf UI design hai). Hum </w:t>
+      </w:r>
+      <w:r>
+        <w:rPr>
+          <w:b/>
+          <w:bCs/>
+          <w:sz w:val="28"/>
+          <w:szCs w:val="28"/>
+        </w:rPr>
+        <w:t>Axios</w:t>
+      </w:r>
+      <w:r>
+        <w:rPr>
+          <w:sz w:val="28"/>
+          <w:szCs w:val="28"/>
+        </w:rPr>
+        <w:t xml:space="preserve"> ka use karke React ko tere Django backend se connect karenge. Iske liye humein Django mein django-cors-headers setup karna padega taaki dono aapas mein securely baat kar sakein aur real database ki values UI par dikhein.</w:t>
+      </w:r>
+    </w:p>
+    <w:p>
+      <w:pPr>
+        <w:rPr>
+          <w:b/>
+          <w:bCs/>
+          <w:sz w:val="28"/>
+          <w:szCs w:val="28"/>
+        </w:rPr>
+      </w:pPr>
+      <w:r>
+        <w:rPr>
+          <w:b/>
+          <w:bCs/>
+          <w:sz w:val="28"/>
+          <w:szCs w:val="28"/>
+        </w:rPr>
+        <w:t xml:space="preserve">3. Drag &amp; Drop Upload Logic </w:t>
+      </w:r>
+      <w:r>
+        <w:rPr>
+          <w:rFonts w:ascii="Segoe UI Emoji" w:hAnsi="Segoe UI Emoji" w:cs="Segoe UI Emoji"/>
+          <w:b/>
+          <w:bCs/>
+          <w:sz w:val="28"/>
+          <w:szCs w:val="28"/>
+        </w:rPr>
+        <w:t>📂</w:t>
+      </w:r>
+    </w:p>
+    <w:p>
+      <w:pPr>
+        <w:rPr>
+          <w:sz w:val="28"/>
+          <w:szCs w:val="28"/>
+        </w:rPr>
+      </w:pPr>
+      <w:r>
+        <w:rPr>
+          <w:sz w:val="28"/>
+          <w:szCs w:val="28"/>
+        </w:rPr>
+        <w:t>Humne UI mein jo "Offline System Patch" ka section banaya tha, usko zinda karenge. Ek script likhenge jisse user sach mein koi .zip file wahan drag karke drop kare, aur frontend us file ko read karke ready kar le.</w:t>
+      </w:r>
+    </w:p>
+    <w:p>
+      <w:pPr>
+        <w:rPr>
+          <w:sz w:val="28"/>
+          <w:szCs w:val="28"/>
+        </w:rPr>
+      </w:pPr>
+      <w:r>
+        <w:rPr>
+          <w:sz w:val="28"/>
+          <w:szCs w:val="28"/>
+        </w:rPr>
+        <w:t xml:space="preserve">Mere hisaab se pehle </w:t>
+      </w:r>
+      <w:r>
+        <w:rPr>
+          <w:b/>
+          <w:bCs/>
+          <w:sz w:val="28"/>
+          <w:szCs w:val="28"/>
+        </w:rPr>
+        <w:t>Frontend Layout (Sidebar/Navbar)</w:t>
+      </w:r>
+      <w:r>
+        <w:rPr>
+          <w:sz w:val="28"/>
+          <w:szCs w:val="28"/>
+        </w:rPr>
+        <w:t xml:space="preserve"> ya phir </w:t>
+      </w:r>
+      <w:r>
+        <w:rPr>
+          <w:b/>
+          <w:bCs/>
+          <w:sz w:val="28"/>
+          <w:szCs w:val="28"/>
+        </w:rPr>
+        <w:t>Backend Connection</w:t>
+      </w:r>
+      <w:r>
+        <w:rPr>
+          <w:sz w:val="28"/>
+          <w:szCs w:val="28"/>
+        </w:rPr>
+        <w:t xml:space="preserve"> mein se kisi ek par haath saaf karna chahiye.</w:t>
+      </w:r>
+    </w:p>
+    <w:p>
+      <w:pPr>
+        <w:rPr>
+          <w:sz w:val="28"/>
+          <w:szCs w:val="28"/>
+        </w:rPr>
+      </w:pPr>
+      <w:r>
+        <w:rPr>
+          <w:sz w:val="28"/>
+          <w:szCs w:val="28"/>
+        </w:rPr>
+        <w:t xml:space="preserve">Bata bhai, pehle UI ko poora OS wala look dena hai (Sidebar banakar), ya seedha Django backend se data utha kar API connect karni hai? </w:t>
+      </w:r>
+      <w:r>
+        <w:rPr>
+          <w:rFonts w:ascii="Segoe UI Emoji" w:hAnsi="Segoe UI Emoji" w:cs="Segoe UI Emoji"/>
+          <w:sz w:val="28"/>
+          <w:szCs w:val="28"/>
+        </w:rPr>
+        <w:t>🔥</w:t>
+      </w:r>
+    </w:p>
+    <w:p>
+      <w:pPr>
+        <w:rPr>
+          <w:sz w:val="28"/>
+          <w:szCs w:val="28"/>
+        </w:rPr>
+      </w:pPr>
+    </w:p>
+    <w:p>
+      <w:pPr>
+        <w:rPr>
+          <w:sz w:val="28"/>
+          <w:szCs w:val="28"/>
+        </w:rPr>
+      </w:pPr>
+    </w:p>
+    <w:p>
+      <w:pPr>
+        <w:pBdr>
+          <w:bottom w:val="double" w:sz="6" w:space="1" w:color="auto"/>
+        </w:pBdr>
+        <w:rPr>
+          <w:sz w:val="28"/>
+          <w:szCs w:val="28"/>
+        </w:rPr>
+      </w:pPr>
+    </w:p>
+    <w:p>
+      <w:pPr>
+        <w:rPr>
+          <w:sz w:val="28"/>
+          <w:szCs w:val="28"/>
+        </w:rPr>
+      </w:pPr>
+    </w:p>
+    <w:p>
+      <w:pPr>
+        <w:rPr>
+          <w:sz w:val="28"/>
+          <w:szCs w:val="28"/>
+        </w:rPr>
+      </w:pPr>
+      <w:r>
+        <w:rPr>
+          <w:sz w:val="28"/>
+          <w:szCs w:val="28"/>
+        </w:rPr>
+        <w:t xml:space="preserve">Bhai, tera frontend ka auth aur security flow ekdam top-tier ban chuka hai! Activation </w:t>
+      </w:r>
+      <w:r>
+        <w:rPr>
+          <w:rFonts w:ascii="Segoe UI Emoji" w:hAnsi="Segoe UI Emoji" w:cs="Segoe UI Emoji"/>
+          <w:sz w:val="28"/>
+          <w:szCs w:val="28"/>
+        </w:rPr>
+        <w:t>➡️</w:t>
+      </w:r>
+      <w:r>
+        <w:rPr>
+          <w:sz w:val="28"/>
+          <w:szCs w:val="28"/>
+        </w:rPr>
+        <w:t xml:space="preserve"> Setup </w:t>
+      </w:r>
+      <w:r>
+        <w:rPr>
+          <w:rFonts w:ascii="Segoe UI Emoji" w:hAnsi="Segoe UI Emoji" w:cs="Segoe UI Emoji"/>
+          <w:sz w:val="28"/>
+          <w:szCs w:val="28"/>
+        </w:rPr>
+        <w:t>➡️</w:t>
+      </w:r>
+      <w:r>
+        <w:rPr>
+          <w:sz w:val="28"/>
+          <w:szCs w:val="28"/>
+        </w:rPr>
+        <w:t xml:space="preserve"> Login </w:t>
+      </w:r>
+      <w:r>
+        <w:rPr>
+          <w:rFonts w:ascii="Segoe UI Emoji" w:hAnsi="Segoe UI Emoji" w:cs="Segoe UI Emoji"/>
+          <w:sz w:val="28"/>
+          <w:szCs w:val="28"/>
+        </w:rPr>
+        <w:t>➡️</w:t>
+      </w:r>
+      <w:r>
+        <w:rPr>
+          <w:sz w:val="28"/>
+          <w:szCs w:val="28"/>
+        </w:rPr>
+        <w:t xml:space="preserve"> Dashboard... yeh poora Enterprise SaaS ka lifecycle humne successfully lock kar diya hai. </w:t>
+      </w:r>
+      <w:r>
+        <w:rPr>
+          <w:rFonts w:ascii="Segoe UI Emoji" w:hAnsi="Segoe UI Emoji" w:cs="Segoe UI Emoji"/>
+          <w:sz w:val="28"/>
+          <w:szCs w:val="28"/>
+        </w:rPr>
+        <w:t>🔥</w:t>
+      </w:r>
+    </w:p>
+    <w:p>
+      <w:pPr>
+        <w:rPr>
+          <w:sz w:val="28"/>
+          <w:szCs w:val="28"/>
+        </w:rPr>
+      </w:pPr>
+      <w:r>
+        <w:rPr>
+          <w:sz w:val="28"/>
+          <w:szCs w:val="28"/>
+        </w:rPr>
+        <w:t xml:space="preserve">Ab humare paas is project ko aage badhane ke liye </w:t>
+      </w:r>
+      <w:r>
+        <w:rPr>
+          <w:b/>
+          <w:bCs/>
+          <w:sz w:val="28"/>
+          <w:szCs w:val="28"/>
+        </w:rPr>
+        <w:t>2 sabse important raaste</w:t>
+      </w:r>
+      <w:r>
+        <w:rPr>
+          <w:sz w:val="28"/>
+          <w:szCs w:val="28"/>
+        </w:rPr>
+        <w:t xml:space="preserve"> hain:</w:t>
+      </w:r>
+    </w:p>
+    <w:p>
+      <w:pPr>
+        <w:rPr>
+          <w:b/>
+          <w:bCs/>
+          <w:sz w:val="28"/>
+          <w:szCs w:val="28"/>
+        </w:rPr>
+      </w:pPr>
+      <w:r>
+        <w:rPr>
+          <w:b/>
+          <w:bCs/>
+          <w:sz w:val="28"/>
+          <w:szCs w:val="28"/>
+        </w:rPr>
+        <w:lastRenderedPageBreak/>
+        <w:t xml:space="preserve">1. Enterprise OS Layout (Sidebar &amp; Topbar) </w:t>
+      </w:r>
+      <w:r>
+        <w:rPr>
+          <w:rFonts w:ascii="Segoe UI Emoji" w:hAnsi="Segoe UI Emoji" w:cs="Segoe UI Emoji"/>
+          <w:b/>
+          <w:bCs/>
+          <w:sz w:val="28"/>
+          <w:szCs w:val="28"/>
+        </w:rPr>
+        <w:t>🖥️</w:t>
+      </w:r>
+    </w:p>
+    <w:p>
+      <w:pPr>
+        <w:rPr>
+          <w:sz w:val="28"/>
+          <w:szCs w:val="28"/>
+        </w:rPr>
+      </w:pPr>
+      <w:r>
+        <w:rPr>
+          <w:sz w:val="28"/>
+          <w:szCs w:val="28"/>
+        </w:rPr>
+        <w:t xml:space="preserve">Abhi tera Dashboard bas ek single page hai. Hum isko ek asli "Operating System" ka look denge. Hum ek permanent </w:t>
+      </w:r>
+      <w:r>
+        <w:rPr>
+          <w:b/>
+          <w:bCs/>
+          <w:sz w:val="28"/>
+          <w:szCs w:val="28"/>
+        </w:rPr>
+        <w:t>Sidebar</w:t>
+      </w:r>
+      <w:r>
+        <w:rPr>
+          <w:sz w:val="28"/>
+          <w:szCs w:val="28"/>
+        </w:rPr>
+        <w:t xml:space="preserve"> banayenge jisme tere saare menu honge (Home, ISP Clients, Active Modules, Settings) aur ek </w:t>
+      </w:r>
+      <w:r>
+        <w:rPr>
+          <w:b/>
+          <w:bCs/>
+          <w:sz w:val="28"/>
+          <w:szCs w:val="28"/>
+        </w:rPr>
+        <w:t>Topbar</w:t>
+      </w:r>
+      <w:r>
+        <w:rPr>
+          <w:sz w:val="28"/>
+          <w:szCs w:val="28"/>
+        </w:rPr>
+        <w:t xml:space="preserve"> jahan User ka naam, Theme toggle aur Logout ka button hoga. Isse tera NetCraft ek complete software jaisa kaam karega, jahan user page change karega toh menu wahi ka wahi rahega.</w:t>
+      </w:r>
+    </w:p>
+    <w:p>
+      <w:pPr>
+        <w:rPr>
+          <w:b/>
+          <w:bCs/>
+          <w:sz w:val="28"/>
+          <w:szCs w:val="28"/>
+        </w:rPr>
+      </w:pPr>
+      <w:r>
+        <w:rPr>
+          <w:b/>
+          <w:bCs/>
+          <w:sz w:val="28"/>
+          <w:szCs w:val="28"/>
+        </w:rPr>
+        <w:t xml:space="preserve">2. Django Backend Connection (The Real Engine) </w:t>
+      </w:r>
+      <w:r>
+        <w:rPr>
+          <w:rFonts w:ascii="Segoe UI Emoji" w:hAnsi="Segoe UI Emoji" w:cs="Segoe UI Emoji"/>
+          <w:b/>
+          <w:bCs/>
+          <w:sz w:val="28"/>
+          <w:szCs w:val="28"/>
+        </w:rPr>
+        <w:t>⚙️</w:t>
+      </w:r>
+    </w:p>
+    <w:p>
+      <w:pPr>
+        <w:rPr>
+          <w:sz w:val="28"/>
+          <w:szCs w:val="28"/>
+        </w:rPr>
+      </w:pPr>
+      <w:r>
+        <w:rPr>
+          <w:sz w:val="28"/>
+          <w:szCs w:val="28"/>
+        </w:rPr>
+        <w:t xml:space="preserve">Abhi jo humara Login, Register, Setup aur Activation kaam kar raha hai, wo frontend ki dummy memory (localStorage) aur setTimeout par chal raha hai. Hum </w:t>
+      </w:r>
+      <w:r>
+        <w:rPr>
+          <w:b/>
+          <w:bCs/>
+          <w:sz w:val="28"/>
+          <w:szCs w:val="28"/>
+        </w:rPr>
+        <w:t>Axios</w:t>
+      </w:r>
+      <w:r>
+        <w:rPr>
+          <w:sz w:val="28"/>
+          <w:szCs w:val="28"/>
+        </w:rPr>
+        <w:t xml:space="preserve"> aur </w:t>
+      </w:r>
+      <w:r>
+        <w:rPr>
+          <w:b/>
+          <w:bCs/>
+          <w:sz w:val="28"/>
+          <w:szCs w:val="28"/>
+        </w:rPr>
+        <w:t>Django REST APIs</w:t>
+      </w:r>
+      <w:r>
+        <w:rPr>
+          <w:sz w:val="28"/>
+          <w:szCs w:val="28"/>
+        </w:rPr>
+        <w:t xml:space="preserve"> ko connect karke in forms ko asli database se jod sakte hain. Matlab jab user "Secure Login" ya "Initialize" dabaye, toh data sach mein tere Django server par jaye aur wahan se secure tarike se verify ho kar aaye.</w:t>
+      </w:r>
+    </w:p>
+    <w:p>
+      <w:pPr>
+        <w:rPr>
+          <w:sz w:val="28"/>
+          <w:szCs w:val="28"/>
+        </w:rPr>
+      </w:pPr>
+      <w:r>
+        <w:rPr>
+          <w:sz w:val="28"/>
+          <w:szCs w:val="28"/>
+        </w:rPr>
+        <w:t>Dono mein se pehle kis par hamla karna hai? Frontend UI ko poora OS wala feel dein (Sidebar/Navbar banakar), ya seedha Django backend ke APIs aur database se connection shuru karein?</w:t>
+      </w:r>
+    </w:p>
+    <w:p>
+      <w:pPr>
+        <w:rPr>
+          <w:sz w:val="28"/>
+          <w:szCs w:val="28"/>
+        </w:rPr>
+      </w:pPr>
+    </w:p>
+    <w:p>
+      <w:pPr>
+        <w:rPr>
+          <w:sz w:val="28"/>
+          <w:szCs w:val="28"/>
+        </w:rPr>
+      </w:pPr>
+    </w:p>
+    <w:p>
+      <w:pPr>
+        <w:rPr>
+          <w:sz w:val="28"/>
+          <w:szCs w:val="28"/>
+        </w:rPr>
+      </w:pPr>
+    </w:p>
+    <w:p>
+      <w:pPr>
+        <w:rPr>
+          <w:sz w:val="28"/>
+          <w:szCs w:val="28"/>
+        </w:rPr>
+      </w:pPr>
+    </w:p>
+    <w:p>
+      <w:pPr>
+        <w:rPr>
+          <w:sz w:val="28"/>
+          <w:szCs w:val="28"/>
+        </w:rPr>
+      </w:pPr>
+    </w:p>
+    <w:p>
+      <w:pPr>
+        <w:rPr>
+          <w:sz w:val="28"/>
+          <w:szCs w:val="28"/>
+        </w:rPr>
+      </w:pPr>
+    </w:p>
+    <w:p>
+      <w:pPr>
+        <w:rPr>
+          <w:sz w:val="28"/>
+          <w:szCs w:val="28"/>
+        </w:rPr>
+      </w:pPr>
+    </w:p>
+    <w:p>
+      <w:pPr>
+        <w:rPr>
+          <w:sz w:val="28"/>
+          <w:szCs w:val="28"/>
+        </w:rPr>
+      </w:pPr>
     </w:p>
     <w:p>
       <w:pPr>
@@ -1649,6 +2334,7 @@
           <w:sz w:val="44"/>
           <w:szCs w:val="44"/>
         </w:rPr>
+        <w:lastRenderedPageBreak/>
         <w:t>Chat3</w:t>
       </w:r>
     </w:p>
